--- a/templates/ขออนุมัติโครงการ/7. คำสั่งคณะกรรมการกำหนดราคากลาง_template.docx
+++ b/templates/ขออนุมัติโครงการ/7. คำสั่งคณะกรรมการกำหนดราคากลาง_template.docx
@@ -316,7 +316,7 @@
           <w:szCs w:val="32"/>
           <w:cs/>
         </w:rPr>
-        <w:t>ตำบลคลองด่าน  อำเภอบางบ่อ จังหวัดสมุทรปราการ โดยวิธีเฉพาะเจาะจง นั้น</w:t>
+        <w:t>ตำบลคลองด่าน  อำเภอบางบ่อ จังหวัดสมุทรปราการ โดย[วิธีจัดซื้อจัดจ้าง] นั้น</w:t>
       </w:r>
     </w:p>
     <w:p>
@@ -345,7 +345,7 @@
           <w:cs/>
         </w:rPr>
         <w:tab/>
-        <w:t>เพื่อให้การดำเนินการดังกล่าวเป็นไปด้วยความเรียบร้อย ถูกต้อง ตามพระราชบัญญัติการจัดซื้อ จัดจ้างและการบริหารพัสดุภาครัฐ พ.ศ. ๒๕๖๐ มาตรา ๖๓ ภายใต้บังคับมาตรา ๖๒ และระเบียบกระทรวงการคลังว่าด้วยการจัดซื้อจัดจ้างและการบริหารพัสดุภาครัฐ พ.ศ. ๒๕๖๐ ข้อ ๒๒ (๓)</w:t>
+        <w:t>เพื่อให้การดำเนินการดังกล่าวเป็นไปด้วยความเรียบร้อย ถูกต้อง ตามพระราชบัญญัติการจัดซื้อ จัดจ้างและการบริหารพัสดุภาครัฐ พ.ศ. 2560 มาตรา 63 ภายใต้บังคับมาตรา 62 และระเบียบกระทรวงการคลังว่าด้วยการจัดซื้อจัดจ้างและการบริหารพัสดุภาครัฐ พ.ศ. 2560 ข้อ 22 (3)</w:t>
       </w:r>
       <w:r>
         <w:rPr>
@@ -362,7 +362,7 @@
           <w:szCs w:val="32"/>
           <w:cs/>
         </w:rPr>
-        <w:t>๘) และประกาศคณะกรรมการราคากลางและขึ้นทะเบียนผู้ประกอบการ เรื่องหลักเกณฑ์และวิธีการกำหนดราคากลางงานก่อสร้างข้อ ๒.๑.๑๗  จึงอาศัยอำนาจตามระเบียบและประกาศดังกล่าวข้างต้น แต่งตั้งคณะกรรมการกำหนดราคากลาง</w:t>
+        <w:t>8) และประกาศคณะกรรมการราคากลางและขึ้นทะเบียนผู้ประกอบการ เรื่องหลักเกณฑ์และวิธีการกำหนดราคากลางงานก่อสร้างข้อ 2.1.17  จึงอาศัยอำนาจตามระเบียบและประกาศดังกล่าวข้างต้น แต่งตั้งคณะกรรมการกำหนดราคากลาง</w:t>
       </w:r>
       <w:r>
         <w:rPr>
@@ -428,7 +428,7 @@
           <w:cs/>
         </w:rPr>
         <w:tab/>
-        <w:t xml:space="preserve">๑.  </w:t>
+        <w:t xml:space="preserve">1.  </w:t>
       </w:r>
       <w:r>
         <w:rPr>
@@ -513,7 +513,7 @@
           <w:cs/>
         </w:rPr>
         <w:tab/>
-        <w:t xml:space="preserve">๒.  </w:t>
+        <w:t xml:space="preserve">2.  </w:t>
       </w:r>
       <w:r>
         <w:rPr>
@@ -657,7 +657,7 @@
           <w:cs/>
         </w:rPr>
         <w:tab/>
-        <w:t xml:space="preserve">๓.  </w:t>
+        <w:t xml:space="preserve">3.  </w:t>
       </w:r>
       <w:r>
         <w:rPr>
@@ -811,7 +811,7 @@
           <w:szCs w:val="32"/>
           <w:cs/>
         </w:rPr>
-        <w:t>โดยให้ผู้ที่ได้รับคำสั่งแต่งตั้งปฏิบัติหน้าที่ให้เป็นไปตามพระราชบัญญัติการจัดซื้อจัดจ้างและการบริหารพัสดุภาครัฐ พ.ศ. ๒๕๖๐ และตามประกาศคณะกรรมการราคากลางและขึ้นทะเบียนผู้ประกอบการ         เรื่อง หลักเกณฑ์และวิธีการกำหนดราคากลางงานก่อสร้าง ตลอดจนมติคณะรัฐมนตรี กฎ ระเบียบ ข้อบังคับ คำสั่ง  รวมทั้งตามประกาศและหนังสือเวียนอื่นใดที่เกี่ยวข้องโดยเคร่งครัด</w:t>
+        <w:t>โดยให้ผู้ที่ได้รับคำสั่งแต่งตั้งปฏิบัติหน้าที่ให้เป็นไปตามพระราชบัญญัติการจัดซื้อจัดจ้างและการบริหารพัสดุภาครัฐ พ.ศ. 2560 และตามประกาศคณะกรรมการราคากลางและขึ้นทะเบียนผู้ประกอบการ         เรื่อง หลักเกณฑ์และวิธีการกำหนดราคากลางงานก่อสร้าง ตลอดจนมติคณะรัฐมนตรี กฎ ระเบียบ ข้อบังคับ คำสั่ง  รวมทั้งตามประกาศและหนังสือเวียนอื่นใดที่เกี่ยวข้องโดยเคร่งครัด</w:t>
       </w:r>
     </w:p>
     <w:p>
@@ -1693,7 +1693,7 @@
           <w:szCs w:val="32"/>
           <w:cs/>
         </w:rPr>
-        <w:t>ตำบลคลองด่าน  อำเภอบางบ่อ จังหวัดสมุทรปราการ โดยวิธีเฉพาะเจาะจง นั้น</w:t>
+        <w:t>ตำบลคลองด่าน  อำเภอบางบ่อ จังหวัดสมุทรปราการ โดย[วิธีจัดซื้อจัดจ้าง] นั้น</w:t>
       </w:r>
     </w:p>
     <w:p>
@@ -1722,7 +1722,7 @@
           <w:cs/>
         </w:rPr>
         <w:tab/>
-        <w:t>เพื่อให้การดำเนินการดังกล่าวเป็นไปด้วยความเรียบร้อย ถูกต้อง ตามพระราชบัญญัติการจัดซื้อ จัดจ้างและการบริหารพัสดุภาครัฐ พ.ศ. ๒๕๖๐ มาตรา ๖๓ ภายใต้บังคับมาตรา ๖๒ และระเบียบกระทรวงการคลังว่าด้วยการจัดซื้อจัดจ้างและการบริหารพัสดุภาครัฐ พ.ศ. ๒๕๖๐ ข้อ ๒๒ (๓)</w:t>
+        <w:t>เพื่อให้การดำเนินการดังกล่าวเป็นไปด้วยความเรียบร้อย ถูกต้อง ตามพระราชบัญญัติการจัดซื้อ จัดจ้างและการบริหารพัสดุภาครัฐ พ.ศ. 2560 มาตรา 63 ภายใต้บังคับมาตรา 62 และระเบียบกระทรวงการคลังว่าด้วยการจัดซื้อจัดจ้างและการบริหารพัสดุภาครัฐ พ.ศ. 2560 ข้อ 22 (3)</w:t>
       </w:r>
       <w:r>
         <w:rPr>
@@ -1739,7 +1739,7 @@
           <w:szCs w:val="32"/>
           <w:cs/>
         </w:rPr>
-        <w:t>๘) และประกาศคณะกรรมการราคากลางและขึ้นทะเบียนผู้ประกอบการ เรื่องหลักเกณฑ์และวิธีการกำหนดราคากลางงานก่อสร้างข้อ ๒.๑.๑๗  จึงอาศัยอำนาจตามระเบียบและประกาศดังกล่าวข้างต้น แต่งตั้งคณะกรรมการกำหนดราคากลางโครงการ</w:t>
+        <w:t>8) และประกาศคณะกรรมการราคากลางและขึ้นทะเบียนผู้ประกอบการ เรื่องหลักเกณฑ์และวิธีการกำหนดราคากลางงานก่อสร้างข้อ 2.1.17  จึงอาศัยอำนาจตามระเบียบและประกาศดังกล่าวข้างต้น แต่งตั้งคณะกรรมการกำหนดราคากลางโครงการ</w:t>
       </w:r>
       <w:r>
         <w:rPr>
@@ -1796,7 +1796,7 @@
           <w:cs/>
         </w:rPr>
         <w:tab/>
-        <w:t xml:space="preserve">๑.  </w:t>
+        <w:t xml:space="preserve">1.  </w:t>
       </w:r>
       <w:r>
         <w:rPr>
@@ -1881,7 +1881,7 @@
           <w:cs/>
         </w:rPr>
         <w:tab/>
-        <w:t xml:space="preserve">๒.  </w:t>
+        <w:t xml:space="preserve">2.  </w:t>
       </w:r>
       <w:r>
         <w:rPr>
@@ -2025,7 +2025,7 @@
           <w:cs/>
         </w:rPr>
         <w:tab/>
-        <w:t xml:space="preserve">๓.  </w:t>
+        <w:t xml:space="preserve">3.  </w:t>
       </w:r>
       <w:r>
         <w:rPr>
@@ -2179,7 +2179,7 @@
           <w:szCs w:val="32"/>
           <w:cs/>
         </w:rPr>
-        <w:t>โดยให้ผู้ที่ได้รับคำสั่งแต่งตั้งปฏิบัติหน้าที่ให้เป็นไปตามพระราชบัญญัติการจัดซื้อจัดจ้างและการบริหารพัสดุภาครัฐ พ.ศ. ๒๕๖๐ และตามประกาศคณะกรรมการราคากลางและขึ้นทะเบียนผู้ประกอบการ         เรื่อง หลักเกณฑ์และวิธีการกำหนดราคากลางงานก่อสร้าง ตลอดจนมติคณะรัฐมนตรี กฎ ระเบียบ ข้อบังคับ คำสั่ง  รวมทั้งตามประกาศและหนังสือเวียนอื่นใดที่เกี่ยวข้องโดยเคร่งครัด</w:t>
+        <w:t>โดยให้ผู้ที่ได้รับคำสั่งแต่งตั้งปฏิบัติหน้าที่ให้เป็นไปตามพระราชบัญญัติการจัดซื้อจัดจ้างและการบริหารพัสดุภาครัฐ พ.ศ. 2560 และตามประกาศคณะกรรมการราคากลางและขึ้นทะเบียนผู้ประกอบการ         เรื่อง หลักเกณฑ์และวิธีการกำหนดราคากลางงานก่อสร้าง ตลอดจนมติคณะรัฐมนตรี กฎ ระเบียบ ข้อบังคับ คำสั่ง  รวมทั้งตามประกาศและหนังสือเวียนอื่นใดที่เกี่ยวข้องโดยเคร่งครัด</w:t>
       </w:r>
     </w:p>
     <w:p>
@@ -2733,7 +2733,7 @@
           <w:szCs w:val="32"/>
           <w:cs/>
         </w:rPr>
-        <w:t>ตำบลคลองด่าน  อำเภอบางบ่อ จังหวัดสมุทรปราการ โดยวิธีเฉพาะเจาะจง นั้น</w:t>
+        <w:t>ตำบลคลองด่าน  อำเภอบางบ่อ จังหวัดสมุทรปราการ โดย[วิธีจัดซื้อจัดจ้าง] นั้น</w:t>
       </w:r>
     </w:p>
     <w:p>
@@ -2762,7 +2762,7 @@
           <w:cs/>
         </w:rPr>
         <w:tab/>
-        <w:t>เพื่อให้การดำเนินการดังกล่าวเป็นไปด้วยความเรียบร้อย ถูกต้อง ตามพระราชบัญญัติการจัดซื้อ จัดจ้างและการบริหารพัสดุภาครัฐ พ.ศ. ๒๕๖๐ มาตรา ๖๓ ภายใต้บังคับมาตรา ๖๒ และระเบียบกระทรวงการคลังว่าด้วยการจัดซื้อจัดจ้างและการบริหารพัสดุภาครัฐ พ.ศ. ๒๕๖๐ ข้อ ๒๒ (๓)</w:t>
+        <w:t>เพื่อให้การดำเนินการดังกล่าวเป็นไปด้วยความเรียบร้อย ถูกต้อง ตามพระราชบัญญัติการจัดซื้อ จัดจ้างและการบริหารพัสดุภาครัฐ พ.ศ. 2560 มาตรา 63 ภายใต้บังคับมาตรา 62 และระเบียบกระทรวงการคลังว่าด้วยการจัดซื้อจัดจ้างและการบริหารพัสดุภาครัฐ พ.ศ. 2560 ข้อ 22 (3)</w:t>
       </w:r>
       <w:r>
         <w:rPr>
@@ -2779,7 +2779,7 @@
           <w:szCs w:val="32"/>
           <w:cs/>
         </w:rPr>
-        <w:t>๘) และประกาศคณะกรรมการราคากลางและขึ้นทะเบียนผู้ประกอบการ เรื่องหลักเกณฑ์และวิธีการกำหนดราคากลางงานก่อสร้างข้อ ๒.๑.๑๗  จึงอาศัยอำนาจตามระเบียบและประกาศดังกล่าวข้างต้น แต่งตั้งคณะกรรมการกำหนดราคากลางโครงการ</w:t>
+        <w:t>8) และประกาศคณะกรรมการราคากลางและขึ้นทะเบียนผู้ประกอบการ เรื่องหลักเกณฑ์และวิธีการกำหนดราคากลางงานก่อสร้างข้อ 2.1.17  จึงอาศัยอำนาจตามระเบียบและประกาศดังกล่าวข้างต้น แต่งตั้งคณะกรรมการกำหนดราคากลางโครงการ</w:t>
       </w:r>
       <w:r>
         <w:rPr>
@@ -2836,7 +2836,7 @@
           <w:cs/>
         </w:rPr>
         <w:tab/>
-        <w:t xml:space="preserve">๑.  </w:t>
+        <w:t xml:space="preserve">1.  </w:t>
       </w:r>
       <w:r>
         <w:rPr>
@@ -2921,7 +2921,7 @@
           <w:cs/>
         </w:rPr>
         <w:tab/>
-        <w:t xml:space="preserve">๒.  </w:t>
+        <w:t xml:space="preserve">2.  </w:t>
       </w:r>
       <w:r>
         <w:rPr>
@@ -3065,7 +3065,7 @@
           <w:cs/>
         </w:rPr>
         <w:tab/>
-        <w:t xml:space="preserve">๓.  </w:t>
+        <w:t xml:space="preserve">3.  </w:t>
       </w:r>
       <w:r>
         <w:rPr>
@@ -3219,7 +3219,7 @@
           <w:szCs w:val="32"/>
           <w:cs/>
         </w:rPr>
-        <w:t>โดยให้ผู้ที่ได้รับคำสั่งแต่งตั้งปฏิบัติหน้าที่ให้เป็นไปตามพระราชบัญญัติการจัดซื้อจัดจ้างและการบริหารพัสดุภาครัฐ พ.ศ. ๒๕๖๐ และตามประกาศคณะกรรมการราคากลางและขึ้นทะเบียนผู้ประกอบการ         เรื่อง หลักเกณฑ์และวิธีการกำหนดราคากลางงานก่อสร้าง ตลอดจนมติคณะรัฐมนตรี กฎ ระเบียบ ข้อบังคับ คำสั่ง  รวมทั้งตามประกาศและหนังสือเวียนอื่นใดที่เกี่ยวข้องโดยเคร่งครัด</w:t>
+        <w:t>โดยให้ผู้ที่ได้รับคำสั่งแต่งตั้งปฏิบัติหน้าที่ให้เป็นไปตามพระราชบัญญัติการจัดซื้อจัดจ้างและการบริหารพัสดุภาครัฐ พ.ศ. 2560 และตามประกาศคณะกรรมการราคากลางและขึ้นทะเบียนผู้ประกอบการ         เรื่อง หลักเกณฑ์และวิธีการกำหนดราคากลางงานก่อสร้าง ตลอดจนมติคณะรัฐมนตรี กฎ ระเบียบ ข้อบังคับ คำสั่ง  รวมทั้งตามประกาศและหนังสือเวียนอื่นใดที่เกี่ยวข้องโดยเคร่งครัด</w:t>
       </w:r>
     </w:p>
     <w:p>
